--- a/public/resume/generated/rahul-mitra-software-engineer-2026-12.docx
+++ b/public/resume/generated/rahul-mitra-software-engineer-2026-12.docx
@@ -263,7 +263,7 @@
         <w:rPr>
           <w:b/>
         </w:rPr>
-        <w:t>Operational AI Systems &amp; Data Engineer (Contract), Abbott Laboratories</w:t>
+        <w:t>Global Operational AI Systems &amp; Data Engineer (Contract), Abbott Laboratories</w:t>
       </w:r>
       <w:r>
         <w:rPr>
